--- a/backend/apps/documents/docx_templates/2-案件材料/4-通用材料/3-送达地址确认书/广州对方当事人送达地址及相关信息确认书.docx
+++ b/backend/apps/documents/docx_templates/2-案件材料/4-通用材料/3-送达地址确认书/广州对方当事人送达地址及相关信息确认书.docx
@@ -554,7 +554,6 @@
           <w:tcPr>
             <w:tcW w:w="7513" w:type="dxa"/>
             <w:gridSpan w:val="3"/>
-            <w:tcBorders/>
             <w:tcMar>
               <w:top w:w="0" w:type="dxa"/>
               <w:left w:w="108" w:type="dxa"/>
@@ -582,7 +581,7 @@
                 <w:kern w:val="0"/>
                 <w:szCs w:val="21"/>
               </w:rPr>
-              <w:t>{{被申请人信息}}</w:t>
+              <w:t>{{案件对方当事人信息}}</w:t>
             </w:r>
           </w:p>
         </w:tc>
@@ -649,7 +648,7 @@
               <w:ind w:firstLine="422" w:firstLineChars="200"/>
               <w:jc w:val="left"/>
               <w:rPr>
-                <w:rFonts w:eastAsia="仿宋_GB2312"/>
+                <w:rFonts w:hint="eastAsia" w:eastAsia="仿宋_GB2312"/>
                 <w:b/>
                 <w:bCs/>
                 <w:kern w:val="0"/>
@@ -720,12 +719,13 @@
           <w:p>
             <w:pPr>
               <w:widowControl/>
-              <w:ind w:firstLine="420" w:firstLineChars="200"/>
+              <w:ind w:firstLine="422" w:firstLineChars="200"/>
               <w:jc w:val="left"/>
               <w:rPr>
-                <w:rFonts w:eastAsiaTheme="minorEastAsia"/>
-                <w:b/>
-                <w:bCs/>
+                <w:rFonts w:hint="eastAsia" w:eastAsia="仿宋_GB2312"/>
+                <w:b/>
+                <w:bCs/>
+                <w:kern w:val="0"/>
                 <w:szCs w:val="21"/>
               </w:rPr>
             </w:pPr>
@@ -734,37 +734,38 @@
           </w:p>
           <w:p>
             <w:pPr>
-              <w:widowControl/>
-              <w:ind w:firstLine="420" w:firstLineChars="200"/>
-              <w:jc w:val="left"/>
-              <w:rPr>
-                <w:rFonts w:eastAsiaTheme="minorEastAsia"/>
+              <w:rPr>
+                <w:rFonts w:hint="eastAsia" w:eastAsiaTheme="minorEastAsia"/>
                 <w:b/>
                 <w:bCs/>
                 <w:szCs w:val="21"/>
               </w:rPr>
             </w:pPr>
-          </w:p>
-          <w:p>
-            <w:pPr>
-              <w:rPr>
-                <w:rFonts w:eastAsia="仿宋_GB2312"/>
+            <w:r>
+              <w:rPr>
+                <w:rFonts w:hint="eastAsia" w:eastAsiaTheme="minorEastAsia"/>
+                <w:b/>
+                <w:bCs/>
                 <w:szCs w:val="21"/>
               </w:rPr>
-            </w:pPr>
-            <w:r>
+              <w:t>{{我方当事人签名盖章信息}}</w:t>
+            </w:r>
+          </w:p>
+          <w:p>
+            <w:pPr>
               <w:rPr>
                 <w:rFonts w:eastAsia="仿宋_GB2312"/>
                 <w:szCs w:val="21"/>
               </w:rPr>
-              <w:t xml:space="preserve">              </w:t>
-            </w:r>
-            <w:r>
-              <w:rPr>
-                <w:rFonts w:hint="eastAsia" w:eastAsia="仿宋_GB2312"/>
+            </w:pPr>
+            <w:r>
+              <w:rPr>
+                <w:rFonts w:hint="eastAsia" w:eastAsiaTheme="minorEastAsia"/>
+                <w:b/>
+                <w:bCs/>
                 <w:szCs w:val="21"/>
               </w:rPr>
-              <w:t xml:space="preserve">                 {{强制执行申请书签名盖章信息}}</w:t>
+              <w:t>{{律师签名信息}}</w:t>
             </w:r>
           </w:p>
         </w:tc>
